--- a/Thu thập yêu cầu/Kịch bản phỏng vấn.docx
+++ b/Thu thập yêu cầu/Kịch bản phỏng vấn.docx
@@ -188,15 +188,7 @@
           <w:sz w:val="26"/>
           <w:szCs w:val="26"/>
         </w:rPr>
-        <w:t>Q</w:t>
-      </w:r>
-      <w:r>
-        <w:rPr>
-          <w:rFonts w:ascii="Times New Roman" w:eastAsia="Times New Roman" w:hAnsi="Times New Roman" w:cs="Times New Roman"/>
-          <w:sz w:val="26"/>
-          <w:szCs w:val="26"/>
-        </w:rPr>
-        <w:t>uy trình chấm công, tính lương hiện tại</w:t>
+        <w:t>Quy trình chấm công, tính lương hiện tại</w:t>
       </w:r>
     </w:p>
     <w:p>
@@ -433,9 +425,8 @@
           <w:rFonts w:ascii="Times New Roman" w:eastAsia="Times New Roman" w:hAnsi="Times New Roman" w:cs="Times New Roman"/>
           <w:sz w:val="26"/>
           <w:szCs w:val="26"/>
-          <w:lang w:val="vi-VN"/>
-        </w:rPr>
-        <w:t>Nhân viên có được phép đổi ca cho nhau không?</w:t>
+        </w:rPr>
+        <w:t>Nếu nhiều nhân viên cùng đăng ký một khung giờ đông khách, hoặc không ai đăng ký ca ít khách, chị xử lý ưu tiên như thế nào?</w:t>
       </w:r>
     </w:p>
     <w:p>
@@ -460,7 +451,10 @@
           <w:szCs w:val="26"/>
           <w:lang w:val="vi-VN"/>
         </w:rPr>
-        <w:t>Khi một nhân viên nghỉ đột xuất vì lý do chính đáng, thì ca làm đấy sẽ được xử lý như thế nào?</w:t>
+        <w:t>Nhân viên có được phép đổi ca cho nhau không?</w:t>
+      </w:r>
+      <w:r>
+        <w:t xml:space="preserve"> </w:t>
       </w:r>
     </w:p>
     <w:p>
@@ -483,6 +477,55 @@
           <w:rFonts w:ascii="Times New Roman" w:eastAsia="Times New Roman" w:hAnsi="Times New Roman" w:cs="Times New Roman"/>
           <w:sz w:val="26"/>
           <w:szCs w:val="26"/>
+        </w:rPr>
+        <w:t>Khi hai bạn tự đổi ca, chị có cần biết trước hay chỉ cần báo lại sau khi đã đổi xong?</w:t>
+      </w:r>
+    </w:p>
+    <w:p>
+      <w:pPr>
+        <w:pStyle w:val="ListParagraph"/>
+        <w:numPr>
+          <w:ilvl w:val="0"/>
+          <w:numId w:val="6"/>
+        </w:numPr>
+        <w:ind w:left="1276"/>
+        <w:rPr>
+          <w:rFonts w:ascii="Times New Roman" w:eastAsia="Times New Roman" w:hAnsi="Times New Roman" w:cs="Times New Roman"/>
+          <w:sz w:val="26"/>
+          <w:szCs w:val="26"/>
+          <w:lang w:val="vi-VN"/>
+        </w:rPr>
+      </w:pPr>
+      <w:r>
+        <w:rPr>
+          <w:rFonts w:ascii="Times New Roman" w:eastAsia="Times New Roman" w:hAnsi="Times New Roman" w:cs="Times New Roman"/>
+          <w:sz w:val="26"/>
+          <w:szCs w:val="26"/>
+          <w:lang w:val="vi-VN"/>
+        </w:rPr>
+        <w:t>Khi một nhân viên nghỉ đột xuất vì lý do chính đáng, thì ca làm đấy sẽ được xử lý như thế nào?</w:t>
+      </w:r>
+    </w:p>
+    <w:p>
+      <w:pPr>
+        <w:pStyle w:val="ListParagraph"/>
+        <w:numPr>
+          <w:ilvl w:val="0"/>
+          <w:numId w:val="6"/>
+        </w:numPr>
+        <w:ind w:left="1276"/>
+        <w:rPr>
+          <w:rFonts w:ascii="Times New Roman" w:eastAsia="Times New Roman" w:hAnsi="Times New Roman" w:cs="Times New Roman"/>
+          <w:sz w:val="26"/>
+          <w:szCs w:val="26"/>
+          <w:lang w:val="vi-VN"/>
+        </w:rPr>
+      </w:pPr>
+      <w:r>
+        <w:rPr>
+          <w:rFonts w:ascii="Times New Roman" w:eastAsia="Times New Roman" w:hAnsi="Times New Roman" w:cs="Times New Roman"/>
+          <w:sz w:val="26"/>
+          <w:szCs w:val="26"/>
           <w:lang w:val="vi-VN"/>
         </w:rPr>
         <w:t>Đã từng có trường hợp không tìm được người thay chưa? Khi đó quán xử lý thế nào?</w:t>
@@ -536,6 +579,9 @@
         </w:rPr>
         <w:t>Quán hiện tính lương theo giờ hay theo tháng?</w:t>
       </w:r>
+      <w:r>
+        <w:t xml:space="preserve"> </w:t>
+      </w:r>
     </w:p>
     <w:p>
       <w:pPr>
@@ -557,9 +603,8 @@
           <w:rFonts w:ascii="Times New Roman" w:eastAsia="Times New Roman" w:hAnsi="Times New Roman" w:cs="Times New Roman"/>
           <w:sz w:val="26"/>
           <w:szCs w:val="26"/>
-          <w:lang w:val="vi-VN"/>
-        </w:rPr>
-        <w:t>Quán có áp dụng lương thử việc khác với lương chính thức không?</w:t>
+        </w:rPr>
+        <w:t>Với cách tính đó, khi có tháng nhân viên nghỉ giữa chừng, chị tính lương những ngày lẻ đó như thế nào?</w:t>
       </w:r>
     </w:p>
     <w:p>
@@ -584,7 +629,7 @@
           <w:szCs w:val="26"/>
           <w:lang w:val="vi-VN"/>
         </w:rPr>
-        <w:t>Lương được trả vào ngày cố định nào trong tháng?</w:t>
+        <w:t>Quán có áp dụng lương thử việc khác với lương chính thức không?</w:t>
       </w:r>
     </w:p>
     <w:p>
@@ -609,6 +654,32 @@
           <w:szCs w:val="26"/>
           <w:lang w:val="vi-VN"/>
         </w:rPr>
+        <w:lastRenderedPageBreak/>
+        <w:t>Lương được trả vào ngày cố định nào trong tháng?</w:t>
+      </w:r>
+    </w:p>
+    <w:p>
+      <w:pPr>
+        <w:pStyle w:val="ListParagraph"/>
+        <w:numPr>
+          <w:ilvl w:val="0"/>
+          <w:numId w:val="7"/>
+        </w:numPr>
+        <w:ind w:left="1276"/>
+        <w:rPr>
+          <w:rFonts w:ascii="Times New Roman" w:eastAsia="Times New Roman" w:hAnsi="Times New Roman" w:cs="Times New Roman"/>
+          <w:sz w:val="26"/>
+          <w:szCs w:val="26"/>
+          <w:lang w:val="vi-VN"/>
+        </w:rPr>
+      </w:pPr>
+      <w:r>
+        <w:rPr>
+          <w:rFonts w:ascii="Times New Roman" w:eastAsia="Times New Roman" w:hAnsi="Times New Roman" w:cs="Times New Roman"/>
+          <w:sz w:val="26"/>
+          <w:szCs w:val="26"/>
+          <w:lang w:val="vi-VN"/>
+        </w:rPr>
         <w:t>Nhân viên có được xem lại cách tính lương của mình không?</w:t>
       </w:r>
     </w:p>
@@ -659,6 +730,9 @@
         </w:rPr>
         <w:t>Ngoài lương cơ bản, quán có các chính sách thưởng/phạt nào khác cho nhân viên không ạ?</w:t>
       </w:r>
+      <w:r>
+        <w:t xml:space="preserve"> </w:t>
+      </w:r>
     </w:p>
     <w:p>
       <w:pPr>
@@ -681,7 +755,7 @@
           <w:sz w:val="26"/>
           <w:szCs w:val="26"/>
         </w:rPr>
-        <w:t>Quán mình có cho phép ứng lương hay không và ứng lương như thế nào?</w:t>
+        <w:t>Chị vừa nhắc tới khoản [thưởng/phạt chị vừa kể] — khoản này có công thức tính cố định hay do chị quyết định tùy từng trường hợp?</w:t>
       </w:r>
     </w:p>
     <w:p>
@@ -705,7 +779,30 @@
           <w:sz w:val="26"/>
           <w:szCs w:val="26"/>
         </w:rPr>
-        <w:lastRenderedPageBreak/>
+        <w:t>Quán mình có cho phép ứng lương hay không và ứng lương như thế nào?</w:t>
+      </w:r>
+    </w:p>
+    <w:p>
+      <w:pPr>
+        <w:pStyle w:val="ListParagraph"/>
+        <w:numPr>
+          <w:ilvl w:val="0"/>
+          <w:numId w:val="8"/>
+        </w:numPr>
+        <w:ind w:left="1276"/>
+        <w:rPr>
+          <w:rFonts w:ascii="Times New Roman" w:eastAsia="Times New Roman" w:hAnsi="Times New Roman" w:cs="Times New Roman"/>
+          <w:sz w:val="26"/>
+          <w:szCs w:val="26"/>
+          <w:lang w:val="vi-VN"/>
+        </w:rPr>
+      </w:pPr>
+      <w:r>
+        <w:rPr>
+          <w:rFonts w:ascii="Times New Roman" w:eastAsia="Times New Roman" w:hAnsi="Times New Roman" w:cs="Times New Roman"/>
+          <w:sz w:val="26"/>
+          <w:szCs w:val="26"/>
+        </w:rPr>
         <w:t>Quán có lộ trình tăng lương hay không. Nếu có thì sau bao lâu sẽ được xét duyệt tăng?</w:t>
       </w:r>
     </w:p>
@@ -730,15 +827,7 @@
           <w:sz w:val="26"/>
           <w:szCs w:val="26"/>
         </w:rPr>
-        <w:t>M</w:t>
-      </w:r>
-      <w:r>
-        <w:rPr>
-          <w:rFonts w:ascii="Times New Roman" w:eastAsia="Times New Roman" w:hAnsi="Times New Roman" w:cs="Times New Roman"/>
-          <w:sz w:val="26"/>
-          <w:szCs w:val="26"/>
-        </w:rPr>
-        <w:t>ong muốn về hệ thống mới</w:t>
+        <w:t>Mong muốn về hệ thống mới</w:t>
       </w:r>
     </w:p>
     <w:p>
@@ -913,6 +1002,33 @@
         </w:rPr>
         <w:t>Chị có muốn quản lý lịch làm việc, đăng ký đổi ca, đăng ký nghỉ ngay trên hệ thống hay không?</w:t>
       </w:r>
+      <w:r>
+        <w:t xml:space="preserve"> </w:t>
+      </w:r>
+    </w:p>
+    <w:p>
+      <w:pPr>
+        <w:pStyle w:val="ListParagraph"/>
+        <w:numPr>
+          <w:ilvl w:val="0"/>
+          <w:numId w:val="11"/>
+        </w:numPr>
+        <w:ind w:left="1276"/>
+        <w:rPr>
+          <w:rFonts w:ascii="Times New Roman" w:eastAsia="Times New Roman" w:hAnsi="Times New Roman" w:cs="Times New Roman"/>
+          <w:sz w:val="26"/>
+          <w:szCs w:val="26"/>
+          <w:lang w:val="vi-VN"/>
+        </w:rPr>
+      </w:pPr>
+      <w:r>
+        <w:rPr>
+          <w:rFonts w:ascii="Times New Roman" w:eastAsia="Times New Roman" w:hAnsi="Times New Roman" w:cs="Times New Roman"/>
+          <w:sz w:val="26"/>
+          <w:szCs w:val="26"/>
+        </w:rPr>
+        <w:t>Khi nhân viên gửi yêu cầu đổi ca/xin nghỉ, chị muốn tự mình duyệt từng cái, hay muốn hệ thống tự động duyệt nếu đúng điều kiện (VD: còn đủ ngày phép)?</w:t>
+      </w:r>
     </w:p>
     <w:p>
       <w:pPr>
@@ -985,6 +1101,9 @@
         </w:rPr>
         <w:t>Sau khi hệ thống tính xong lương, chị muốn thực hiện việc kiểm tra và xác nhận lương như thế nào?</w:t>
       </w:r>
+      <w:r>
+        <w:t xml:space="preserve"> </w:t>
+      </w:r>
     </w:p>
     <w:p>
       <w:pPr>
@@ -1007,6 +1126,30 @@
           <w:sz w:val="26"/>
           <w:szCs w:val="26"/>
         </w:rPr>
+        <w:t>Nếu sau khi chốt lương chị mới phát hiện sai (quên trừ ngày nghỉ chẳng hạn), chị muốn sửa ngay trên bảng lương tháng đó, hay để bù qua tháng sau cho đỡ rắc rối?</w:t>
+      </w:r>
+    </w:p>
+    <w:p>
+      <w:pPr>
+        <w:pStyle w:val="ListParagraph"/>
+        <w:numPr>
+          <w:ilvl w:val="0"/>
+          <w:numId w:val="12"/>
+        </w:numPr>
+        <w:ind w:left="1276"/>
+        <w:rPr>
+          <w:rFonts w:ascii="Times New Roman" w:eastAsia="Times New Roman" w:hAnsi="Times New Roman" w:cs="Times New Roman"/>
+          <w:sz w:val="26"/>
+          <w:szCs w:val="26"/>
+          <w:lang w:val="vi-VN"/>
+        </w:rPr>
+      </w:pPr>
+      <w:r>
+        <w:rPr>
+          <w:rFonts w:ascii="Times New Roman" w:eastAsia="Times New Roman" w:hAnsi="Times New Roman" w:cs="Times New Roman"/>
+          <w:sz w:val="26"/>
+          <w:szCs w:val="26"/>
+        </w:rPr>
         <w:t>Nhân viên có được xem phiếu lương của mình không?</w:t>
       </w:r>
       <w:r>
@@ -1088,15 +1231,8 @@
           <w:sz w:val="26"/>
           <w:szCs w:val="26"/>
         </w:rPr>
-        <w:t>C</w:t>
-      </w:r>
-      <w:r>
-        <w:rPr>
-          <w:rFonts w:ascii="Times New Roman" w:eastAsia="Times New Roman" w:hAnsi="Times New Roman" w:cs="Times New Roman"/>
-          <w:sz w:val="26"/>
-          <w:szCs w:val="26"/>
-        </w:rPr>
-        <w:t xml:space="preserve">hị muốn khi nhân viên đăng nhập vào tài khoản thì sẽ có quyền hạn gì ạ? </w:t>
+        <w:lastRenderedPageBreak/>
+        <w:t>Chị muốn khi nhân viên đăng nhập vào tài khoản thì sẽ có quyền hạn gì ạ?</w:t>
       </w:r>
     </w:p>
     <w:p>
@@ -1120,15 +1256,39 @@
           <w:sz w:val="26"/>
           <w:szCs w:val="26"/>
         </w:rPr>
-        <w:t>C</w:t>
-      </w:r>
-      <w:r>
-        <w:rPr>
-          <w:rFonts w:ascii="Times New Roman" w:eastAsia="Times New Roman" w:hAnsi="Times New Roman" w:cs="Times New Roman"/>
-          <w:sz w:val="26"/>
-          <w:szCs w:val="26"/>
-        </w:rPr>
-        <w:t>hị có mong muốn dữ liệu nhân viên (lương, thông tin cá nhân) được bảo mật, chỉ quản lý có thể xem/sửa?</w:t>
+        <w:t>Nếu sau này chị thuê thêm một quản lý ca để hỗ trợ chị, người đó sẽ được xem/sửa những gì — giống chị hoàn toàn hay chỉ một phần quyền?</w:t>
+      </w:r>
+      <w:r>
+        <w:rPr>
+          <w:rFonts w:ascii="Times New Roman" w:eastAsia="Times New Roman" w:hAnsi="Times New Roman" w:cs="Times New Roman"/>
+          <w:sz w:val="26"/>
+          <w:szCs w:val="26"/>
+        </w:rPr>
+        <w:t xml:space="preserve"> </w:t>
+      </w:r>
+    </w:p>
+    <w:p>
+      <w:pPr>
+        <w:pStyle w:val="ListParagraph"/>
+        <w:numPr>
+          <w:ilvl w:val="0"/>
+          <w:numId w:val="13"/>
+        </w:numPr>
+        <w:ind w:left="1276"/>
+        <w:rPr>
+          <w:rFonts w:ascii="Times New Roman" w:eastAsia="Times New Roman" w:hAnsi="Times New Roman" w:cs="Times New Roman"/>
+          <w:sz w:val="26"/>
+          <w:szCs w:val="26"/>
+          <w:lang w:val="vi-VN"/>
+        </w:rPr>
+      </w:pPr>
+      <w:r>
+        <w:rPr>
+          <w:rFonts w:ascii="Times New Roman" w:eastAsia="Times New Roman" w:hAnsi="Times New Roman" w:cs="Times New Roman"/>
+          <w:sz w:val="26"/>
+          <w:szCs w:val="26"/>
+        </w:rPr>
+        <w:t>Chị có mong muốn dữ liệu nhân viên (lương, thông tin cá nhân) được bảo mật, chỉ quản lý có thể xem/sửa?</w:t>
       </w:r>
     </w:p>
     <w:p>
@@ -3512,7 +3672,6 @@
   <w:style w:type="character" w:default="1" w:styleId="DefaultParagraphFont">
     <w:name w:val="Default Paragraph Font"/>
     <w:uiPriority w:val="1"/>
-    <w:semiHidden/>
     <w:unhideWhenUsed/>
   </w:style>
   <w:style w:type="table" w:default="1" w:styleId="TableNormal">
